--- a/Governance Documents/ASCO Privacy and POPIA Notice 2026.docx
+++ b/Governance Documents/ASCO Privacy and POPIA Notice 2026.docx
@@ -4,378 +4,15 @@
   <w:body>
     <w:p>
       <w:pPr>
-        <w:spacing w:after="120" w:before="0" w:line="252" w:lineRule="auto"/>
         <w:jc w:val="center"/>
       </w:pPr>
       <w:r>
         <w:rPr>
-          <w:rFonts w:ascii="Arial" w:hAnsi="Arial"/>
-          <w:b/>
-          <w:i w:val="0"/>
-          <w:color w:val="145A32"/>
-          <w:sz w:val="30"/>
-        </w:rPr>
-        <w:t>AFRICAN SOLIDARITY CIVIC ORGANISATION NPC (ASCO)</w:t>
-      </w:r>
-    </w:p>
-    <w:p>
-      <w:pPr>
-        <w:spacing w:after="100" w:before="0" w:line="252" w:lineRule="auto"/>
-        <w:jc w:val="center"/>
-      </w:pPr>
-      <w:r>
-        <w:rPr>
-          <w:rFonts w:ascii="Arial" w:hAnsi="Arial"/>
-          <w:b/>
-          <w:i w:val="0"/>
-          <w:color w:val="145A32"/>
-          <w:sz w:val="26"/>
-        </w:rPr>
-        <w:t>Privacy and POPIA Notice</w:t>
-      </w:r>
-    </w:p>
-    <w:p>
-      <w:pPr>
-        <w:spacing w:after="100" w:before="0" w:line="252" w:lineRule="auto"/>
-        <w:jc w:val="center"/>
-      </w:pPr>
-      <w:r>
-        <w:rPr>
-          <w:rFonts w:ascii="Arial" w:hAnsi="Arial"/>
-          <w:b w:val="0"/>
-          <w:i w:val="0"/>
-          <w:color w:val="145A32"/>
-          <w:sz w:val="21"/>
-        </w:rPr>
-        <w:t>BOARD-APPROVED FINAL DOCUMENTATION</w:t>
-      </w:r>
-    </w:p>
-    <w:p>
-      <w:pPr>
-        <w:spacing w:after="200" w:before="0" w:line="252" w:lineRule="auto"/>
-        <w:jc w:val="center"/>
-      </w:pPr>
-      <w:r>
-        <w:rPr>
-          <w:rFonts w:ascii="Arial" w:hAnsi="Arial"/>
-          <w:b/>
-          <w:i w:val="0"/>
-          <w:color w:val="145A32"/>
-          <w:sz w:val="19"/>
-        </w:rPr>
-        <w:t>FINAL DOCUMENTATION — BOARD APPROVED; EXECUTION / FILING DETAILS TO BE RECORDED</w:t>
-      </w:r>
-    </w:p>
-    <w:p>
-      <w:pPr>
-        <w:spacing w:after="200" w:before="0" w:line="252" w:lineRule="auto"/>
-        <w:jc w:val="center"/>
-      </w:pPr>
-      <w:r>
-        <w:rPr>
-          <w:rFonts w:ascii="Arial" w:hAnsi="Arial"/>
-          <w:b w:val="0"/>
-          <w:i/>
-          <w:sz w:val="18"/>
-        </w:rPr>
-        <w:t>This document records the Board-approved ASCO governance model and policy position. Legal effectiveness, execution, statutory-register updates and filing or registration requirements must be completed by the authorised persons and recorded in the approval register. The Memorandum of Incorporation remains subject to the Companies Act 71 of 2008 and applicable filing requirements.</w:t>
-      </w:r>
-    </w:p>
-    <w:p>
-      <w:pPr>
-        <w:spacing w:after="80" w:before="140" w:line="252" w:lineRule="auto"/>
-      </w:pPr>
-      <w:r>
-        <w:rPr>
-          <w:rFonts w:ascii="Arial" w:hAnsi="Arial"/>
-          <w:b/>
-          <w:i w:val="0"/>
-          <w:color w:val="145A32"/>
-          <w:sz w:val="26"/>
-        </w:rPr>
-        <w:t>DOCUMENT CONTROL</w:t>
-      </w:r>
-    </w:p>
-    <w:p>
-      <w:pPr>
-        <w:spacing w:after="80" w:before="0" w:line="252" w:lineRule="auto"/>
-      </w:pPr>
-      <w:r>
-        <w:rPr>
-          <w:rFonts w:ascii="Arial" w:hAnsi="Arial"/>
-          <w:b w:val="0"/>
-          <w:i w:val="0"/>
-          <w:sz w:val="20"/>
-        </w:rPr>
-        <w:t>Version: 1.0 | Prepared and Board-approved: 10 September 2026 | Resolution reference: To be entered in the approval register | Effective date: To be recorded where applicable | Next review: To be recorded</w:t>
-      </w:r>
-    </w:p>
-    <w:p>
-      <w:pPr>
-        <w:spacing w:after="80" w:before="140" w:line="252" w:lineRule="auto"/>
-      </w:pPr>
-      <w:r>
-        <w:rPr>
-          <w:rFonts w:ascii="Arial" w:hAnsi="Arial"/>
-          <w:b/>
-          <w:i w:val="0"/>
-          <w:color w:val="145A32"/>
-          <w:sz w:val="26"/>
-        </w:rPr>
-        <w:t>1. NOTICE STATUS</w:t>
-      </w:r>
-    </w:p>
-    <w:p>
-      <w:pPr>
-        <w:spacing w:after="80" w:before="0" w:line="252" w:lineRule="auto"/>
-      </w:pPr>
-      <w:r>
-        <w:rPr>
-          <w:rFonts w:ascii="Arial" w:hAnsi="Arial"/>
-          <w:b w:val="0"/>
-          <w:i w:val="0"/>
-          <w:sz w:val="20"/>
-        </w:rPr>
-        <w:t>This draft must be completed with the designated Information Officer and approved contact before publication.</w:t>
-      </w:r>
-    </w:p>
-    <w:p>
-      <w:pPr>
-        <w:spacing w:after="80" w:before="140" w:line="252" w:lineRule="auto"/>
-      </w:pPr>
-      <w:r>
-        <w:rPr>
-          <w:rFonts w:ascii="Arial" w:hAnsi="Arial"/>
-          <w:b/>
-          <w:i w:val="0"/>
-          <w:color w:val="145A32"/>
-          <w:sz w:val="26"/>
-        </w:rPr>
-        <w:t>2. RESPONSIBLE PARTY</w:t>
-      </w:r>
-    </w:p>
-    <w:p>
-      <w:pPr>
-        <w:spacing w:after="80" w:before="0" w:line="252" w:lineRule="auto"/>
-      </w:pPr>
-      <w:r>
-        <w:rPr>
-          <w:rFonts w:ascii="Arial" w:hAnsi="Arial"/>
-          <w:b w:val="0"/>
-          <w:i w:val="0"/>
-          <w:sz w:val="20"/>
-        </w:rPr>
-        <w:t>Responsible party: African Solidarity Civic Organisation NPC. Address and contact: 49 Rif Road, Manor Gardens, Durban, KwaZulu-Natal, 4001, South Africa; info@africansolidaritycivic.org. Information Officer: TO BE DESIGNATED AND REGISTERED.</w:t>
-      </w:r>
-    </w:p>
-    <w:p>
-      <w:pPr>
-        <w:spacing w:after="80" w:before="140" w:line="252" w:lineRule="auto"/>
-      </w:pPr>
-      <w:r>
-        <w:rPr>
-          <w:rFonts w:ascii="Arial" w:hAnsi="Arial"/>
-          <w:b/>
-          <w:i w:val="0"/>
-          <w:color w:val="145A32"/>
-          <w:sz w:val="26"/>
-        </w:rPr>
-        <w:t>3. DATA COLLECTED</w:t>
-      </w:r>
-    </w:p>
-    <w:p>
-      <w:pPr>
-        <w:spacing w:after="80" w:before="0" w:line="252" w:lineRule="auto"/>
-      </w:pPr>
-      <w:r>
-        <w:rPr>
-          <w:rFonts w:ascii="Arial" w:hAnsi="Arial"/>
-          <w:b w:val="0"/>
-          <w:i w:val="0"/>
-          <w:sz w:val="20"/>
-        </w:rPr>
-        <w:t>ASCO may collect identity, contact, membership, volunteer, donation, safeguarding, communication and programme-participation information only where necessary and with appropriate notice.</w:t>
-      </w:r>
-    </w:p>
-    <w:p>
-      <w:pPr>
-        <w:spacing w:after="80" w:before="140" w:line="252" w:lineRule="auto"/>
-      </w:pPr>
-      <w:r>
-        <w:rPr>
-          <w:rFonts w:ascii="Arial" w:hAnsi="Arial"/>
-          <w:b/>
-          <w:i w:val="0"/>
-          <w:color w:val="145A32"/>
-          <w:sz w:val="26"/>
-        </w:rPr>
-        <w:t>4. PURPOSES</w:t>
-      </w:r>
-    </w:p>
-    <w:p>
-      <w:pPr>
-        <w:spacing w:after="80" w:before="0" w:line="252" w:lineRule="auto"/>
-      </w:pPr>
-      <w:r>
-        <w:rPr>
-          <w:rFonts w:ascii="Arial" w:hAnsi="Arial"/>
-          <w:b w:val="0"/>
-          <w:i w:val="0"/>
-          <w:sz w:val="20"/>
-        </w:rPr>
-        <w:t>Purposes include membership administration, volunteering, donations, communications, safeguarding, programme delivery, records, compliance and reporting.</w:t>
-      </w:r>
-    </w:p>
-    <w:p>
-      <w:pPr>
-        <w:spacing w:after="80" w:before="140" w:line="252" w:lineRule="auto"/>
-      </w:pPr>
-      <w:r>
-        <w:rPr>
-          <w:rFonts w:ascii="Arial" w:hAnsi="Arial"/>
-          <w:b/>
-          <w:i w:val="0"/>
-          <w:color w:val="145A32"/>
-          <w:sz w:val="26"/>
-        </w:rPr>
-        <w:t>5. RIGHTS AND RETENTION</w:t>
-      </w:r>
-    </w:p>
-    <w:p>
-      <w:pPr>
-        <w:spacing w:after="80" w:before="0" w:line="252" w:lineRule="auto"/>
-      </w:pPr>
-      <w:r>
-        <w:rPr>
-          <w:rFonts w:ascii="Arial" w:hAnsi="Arial"/>
-          <w:b w:val="0"/>
-          <w:i w:val="0"/>
-          <w:sz w:val="20"/>
-        </w:rPr>
-        <w:t>Data subjects may request access or correction and may raise privacy concerns. Retention periods must be documented by category. Data must be secured and shared only with authorised staff, processors, partners or authorities where justified.</w:t>
-      </w:r>
-    </w:p>
-    <w:p>
-      <w:pPr>
-        <w:spacing w:after="80" w:before="140" w:line="252" w:lineRule="auto"/>
-      </w:pPr>
-      <w:r>
-        <w:rPr>
-          <w:rFonts w:ascii="Arial" w:hAnsi="Arial"/>
-          <w:b/>
-          <w:i w:val="0"/>
-          <w:color w:val="145A32"/>
-          <w:sz w:val="26"/>
-        </w:rPr>
-        <w:t>6. CHILDREN AND MARKETING</w:t>
-      </w:r>
-    </w:p>
-    <w:p>
-      <w:pPr>
-        <w:spacing w:after="80" w:before="0" w:line="252" w:lineRule="auto"/>
-      </w:pPr>
-      <w:r>
-        <w:rPr>
-          <w:rFonts w:ascii="Arial" w:hAnsi="Arial"/>
-          <w:b w:val="0"/>
-          <w:i w:val="0"/>
-          <w:sz w:val="20"/>
-        </w:rPr>
-        <w:t>Applicants under 18 require parent/guardian consent where applicable. Marketing consent must be separate and optional. Donations are optional and do not determine membership.</w:t>
-      </w:r>
-    </w:p>
-    <w:p>
-      <w:pPr>
-        <w:spacing w:after="80" w:before="140" w:line="252" w:lineRule="auto"/>
-      </w:pPr>
-      <w:r>
-        <w:rPr>
-          <w:rFonts w:ascii="Arial" w:hAnsi="Arial"/>
-          <w:b/>
-          <w:i w:val="0"/>
-          <w:color w:val="145A32"/>
-          <w:sz w:val="26"/>
-        </w:rPr>
-        <w:t>7. THIRD PARTIES</w:t>
-      </w:r>
-    </w:p>
-    <w:p>
-      <w:pPr>
-        <w:spacing w:after="80" w:before="0" w:line="252" w:lineRule="auto"/>
-      </w:pPr>
-      <w:r>
-        <w:rPr>
-          <w:rFonts w:ascii="Arial" w:hAnsi="Arial"/>
-          <w:b w:val="0"/>
-          <w:i w:val="0"/>
-          <w:sz w:val="20"/>
-        </w:rPr>
-        <w:t>Hosting, payment, email, social-media, messaging and exchange-rate providers must be identified in the final notice, including international-transfer information where applicable.</w:t>
-      </w:r>
-    </w:p>
-    <w:p>
-      <w:pPr>
-        <w:spacing w:after="80" w:before="140" w:line="252" w:lineRule="auto"/>
-      </w:pPr>
-      <w:r>
-        <w:rPr>
-          <w:rFonts w:ascii="Arial" w:hAnsi="Arial"/>
-          <w:b/>
-          <w:i w:val="0"/>
-          <w:color w:val="145A32"/>
-          <w:sz w:val="26"/>
-        </w:rPr>
-        <w:t>8. COMPLAINTS</w:t>
-      </w:r>
-    </w:p>
-    <w:p>
-      <w:pPr>
-        <w:spacing w:after="80" w:before="0" w:line="252" w:lineRule="auto"/>
-      </w:pPr>
-      <w:r>
-        <w:rPr>
-          <w:rFonts w:ascii="Arial" w:hAnsi="Arial"/>
-          <w:b w:val="0"/>
-          <w:i w:val="0"/>
-          <w:sz w:val="20"/>
-        </w:rPr>
-        <w:t>Information Regulator contact and internal escalation details must be inserted before publication.</w:t>
-      </w:r>
-    </w:p>
-    <w:p>
-      <w:r>
-        <w:br/>
-      </w:r>
-    </w:p>
-    <w:p>
-      <w:r>
-        <w:rPr>
-          <w:rFonts w:ascii="Arial" w:hAnsi="Arial"/>
-          <w:i/>
-          <w:sz w:val="17"/>
-        </w:rPr>
-        <w:t>Place of approval / execution: 49 Rif Road, Manor Gardens, Durban, KwaZulu-Natal, 4001, South Africa</w:t>
-      </w:r>
-    </w:p>
-    <w:p>
-      <w:r>
-        <w:rPr>
-          <w:rFonts w:ascii="Arial" w:hAnsi="Arial"/>
           <w:b/>
           <w:color w:val="145A32"/>
-          <w:sz w:val="24"/>
+          <w:sz w:val="42"/>
         </w:rPr>
-        <w:t>BOARD APPROVAL SIGNATURES</w:t>
-      </w:r>
-    </w:p>
-    <w:p>
-      <w:r>
-        <w:rPr>
-          <w:rFonts w:ascii="Arial" w:hAnsi="Arial"/>
-          <w:i/>
-          <w:sz w:val="17"/>
-        </w:rPr>
-        <w:t>The following signatures are copied from the signed ASCO documents supplied for this purpose. They record Board approval/acknowledgement in the stated capacities; statutory effectiveness, filing and authority remain subject to the applicable approval and filing process.</w:t>
+        <w:t>PRIVACY AND POPIA NOTICE</w:t>
       </w:r>
     </w:p>
     <w:tbl>
@@ -386,193 +23,39 @@
         <w:tblLook w:firstColumn="1" w:firstRow="1" w:lastColumn="0" w:lastRow="0" w:noHBand="0" w:noVBand="1" w:val="04A0"/>
       </w:tblPr>
       <w:tblGrid>
-        <w:gridCol w:w="4513"/>
-        <w:gridCol w:w="4513"/>
+        <w:gridCol w:w="4969"/>
+        <w:gridCol w:w="4969"/>
       </w:tblGrid>
       <w:tr>
         <w:tc>
           <w:tcPr>
-            <w:tcW w:type="dxa" w:w="4513"/>
-            <w:shd w:fill="EAF2EC"/>
-            <w:vAlign w:val="center"/>
+            <w:tcW w:type="dxa" w:w="4969"/>
+            <w:shd w:fill="145A32"/>
           </w:tcPr>
-          <w:p>
-            <w:pPr>
-              <w:spacing w:after="40"/>
-            </w:pPr>
-            <w:r/>
-            <w:r>
-              <w:rPr>
-                <w:rFonts w:ascii="Arial" w:hAnsi="Arial"/>
-                <w:b/>
-                <w:color w:val="145A32"/>
-                <w:sz w:val="16"/>
-              </w:rPr>
-              <w:t>CHAIRPERSON / FOUNDER</w:t>
-            </w:r>
-          </w:p>
-          <w:p>
-            <w:pPr>
-              <w:spacing w:after="20"/>
-            </w:pPr>
-            <w:r>
-              <w:rPr>
-                <w:rFonts w:ascii="Arial" w:hAnsi="Arial"/>
-                <w:b/>
-                <w:sz w:val="18"/>
-              </w:rPr>
-              <w:t>Ms Busisiwe Makhosi Shandu</w:t>
-            </w:r>
-          </w:p>
-          <w:p>
-            <w:pPr>
-              <w:jc w:val="center"/>
-            </w:pPr>
-            <w:r>
-              <w:drawing>
-                <wp:inline xmlns:a="http://schemas.openxmlformats.org/drawingml/2006/main" xmlns:pic="http://schemas.openxmlformats.org/drawingml/2006/picture">
-                  <wp:extent cx="1325880" cy="1325880"/>
-                  <wp:docPr id="1" name="Picture 1"/>
-                  <wp:cNvGraphicFramePr>
-                    <a:graphicFrameLocks noChangeAspect="1"/>
-                  </wp:cNvGraphicFramePr>
-                  <a:graphic>
-                    <a:graphicData uri="http://schemas.openxmlformats.org/drawingml/2006/picture">
-                      <pic:pic>
-                        <pic:nvPicPr>
-                          <pic:cNvPr id="0" name="image.png"/>
-                          <pic:cNvPicPr/>
-                        </pic:nvPicPr>
-                        <pic:blipFill>
-                          <a:blip r:embed="rId8"/>
-                          <a:stretch>
-                            <a:fillRect/>
-                          </a:stretch>
-                        </pic:blipFill>
-                        <pic:spPr>
-                          <a:xfrm>
-                            <a:off x="0" y="0"/>
-                            <a:ext cx="1325880" cy="1325880"/>
-                          </a:xfrm>
-                          <a:prstGeom prst="rect"/>
-                        </pic:spPr>
-                      </pic:pic>
-                    </a:graphicData>
-                  </a:graphic>
-                </wp:inline>
-              </w:drawing>
-            </w:r>
-          </w:p>
           <w:p>
             <w:r>
               <w:rPr>
-                <w:rFonts w:ascii="Arial" w:hAnsi="Arial"/>
-                <w:sz w:val="16"/>
+                <w:b/>
+                <w:color w:val="FFFFFF"/>
+                <w:sz w:val="18"/>
               </w:rPr>
-              <w:t>Date: 6 September 2026</w:t>
-            </w:r>
-          </w:p>
-          <w:p>
-            <w:r>
-              <w:rPr>
-                <w:rFonts w:ascii="Arial" w:hAnsi="Arial"/>
-                <w:i/>
-                <w:sz w:val="14"/>
-              </w:rPr>
-              <w:t>Signature copied from supplied signed document</w:t>
+              <w:t>Document Control</w:t>
             </w:r>
           </w:p>
         </w:tc>
         <w:tc>
           <w:tcPr>
-            <w:tcW w:type="dxa" w:w="4513"/>
-            <w:shd w:fill="EAF2EC"/>
-            <w:vAlign w:val="center"/>
+            <w:tcW w:type="dxa" w:w="4969"/>
+            <w:shd w:fill="145A32"/>
           </w:tcPr>
-          <w:p>
-            <w:pPr>
-              <w:spacing w:after="40"/>
-            </w:pPr>
-            <w:r/>
-            <w:r>
-              <w:rPr>
-                <w:rFonts w:ascii="Arial" w:hAnsi="Arial"/>
-                <w:b/>
-                <w:color w:val="145A32"/>
-                <w:sz w:val="16"/>
-              </w:rPr>
-              <w:t>DIRECTOR: ICT AND COMMUNICATIONS</w:t>
-            </w:r>
-          </w:p>
-          <w:p>
-            <w:pPr>
-              <w:spacing w:after="20"/>
-            </w:pPr>
-            <w:r>
-              <w:rPr>
-                <w:rFonts w:ascii="Arial" w:hAnsi="Arial"/>
-                <w:b/>
-                <w:sz w:val="18"/>
-              </w:rPr>
-              <w:t>Mr Thapelo Nelson Maqalika</w:t>
-            </w:r>
-          </w:p>
-          <w:p>
-            <w:pPr>
-              <w:jc w:val="center"/>
-            </w:pPr>
-            <w:r>
-              <w:drawing>
-                <wp:inline xmlns:a="http://schemas.openxmlformats.org/drawingml/2006/main" xmlns:pic="http://schemas.openxmlformats.org/drawingml/2006/picture">
-                  <wp:extent cx="1325880" cy="1767840"/>
-                  <wp:docPr id="2" name="Picture 2"/>
-                  <wp:cNvGraphicFramePr>
-                    <a:graphicFrameLocks noChangeAspect="1"/>
-                  </wp:cNvGraphicFramePr>
-                  <a:graphic>
-                    <a:graphicData uri="http://schemas.openxmlformats.org/drawingml/2006/picture">
-                      <pic:pic>
-                        <pic:nvPicPr>
-                          <pic:cNvPr id="0" name="image.png"/>
-                          <pic:cNvPicPr/>
-                        </pic:nvPicPr>
-                        <pic:blipFill>
-                          <a:blip r:embed="rId9"/>
-                          <a:stretch>
-                            <a:fillRect/>
-                          </a:stretch>
-                        </pic:blipFill>
-                        <pic:spPr>
-                          <a:xfrm>
-                            <a:off x="0" y="0"/>
-                            <a:ext cx="1325880" cy="1767840"/>
-                          </a:xfrm>
-                          <a:prstGeom prst="rect"/>
-                        </pic:spPr>
-                      </pic:pic>
-                    </a:graphicData>
-                  </a:graphic>
-                </wp:inline>
-              </w:drawing>
-            </w:r>
-          </w:p>
           <w:p>
             <w:r>
               <w:rPr>
-                <w:rFonts w:ascii="Arial" w:hAnsi="Arial"/>
-                <w:sz w:val="16"/>
+                <w:b/>
+                <w:color w:val="FFFFFF"/>
+                <w:sz w:val="18"/>
               </w:rPr>
-              <w:t>Date: 6 September 2026</w:t>
-            </w:r>
-          </w:p>
-          <w:p>
-            <w:r>
-              <w:rPr>
-                <w:rFonts w:ascii="Arial" w:hAnsi="Arial"/>
-                <w:i/>
-                <w:sz w:val="14"/>
-              </w:rPr>
-              <w:t>Signature copied from supplied signed document</w:t>
+              <w:t>Details</w:t>
             </w:r>
           </w:p>
         </w:tc>
@@ -580,187 +63,1058 @@
       <w:tr>
         <w:tc>
           <w:tcPr>
-            <w:tcW w:type="dxa" w:w="4513"/>
-            <w:shd w:fill="EAF2EC"/>
-            <w:vAlign w:val="center"/>
+            <w:tcW w:type="dxa" w:w="4969"/>
+          </w:tcPr>
+          <w:p>
+            <w:r>
+              <w:t>Document title</w:t>
+            </w:r>
+          </w:p>
+        </w:tc>
+        <w:tc>
+          <w:tcPr>
+            <w:tcW w:type="dxa" w:w="4969"/>
+          </w:tcPr>
+          <w:p>
+            <w:r>
+              <w:t>Privacy and POPIA Notice</w:t>
+            </w:r>
+          </w:p>
+        </w:tc>
+      </w:tr>
+      <w:tr>
+        <w:tc>
+          <w:tcPr>
+            <w:tcW w:type="dxa" w:w="4969"/>
+          </w:tcPr>
+          <w:p>
+            <w:r>
+              <w:t>Document number / reference</w:t>
+            </w:r>
+          </w:p>
+        </w:tc>
+        <w:tc>
+          <w:tcPr>
+            <w:tcW w:type="dxa" w:w="4969"/>
+          </w:tcPr>
+          <w:p>
+            <w:r>
+              <w:t>ASCO-PRIV-001-2026</w:t>
+            </w:r>
+          </w:p>
+        </w:tc>
+      </w:tr>
+      <w:tr>
+        <w:tc>
+          <w:tcPr>
+            <w:tcW w:type="dxa" w:w="4969"/>
+          </w:tcPr>
+          <w:p>
+            <w:r>
+              <w:t>Version</w:t>
+            </w:r>
+          </w:p>
+        </w:tc>
+        <w:tc>
+          <w:tcPr>
+            <w:tcW w:type="dxa" w:w="4969"/>
+          </w:tcPr>
+          <w:p>
+            <w:r>
+              <w:t>1.0</w:t>
+            </w:r>
+          </w:p>
+        </w:tc>
+      </w:tr>
+      <w:tr>
+        <w:tc>
+          <w:tcPr>
+            <w:tcW w:type="dxa" w:w="4969"/>
+          </w:tcPr>
+          <w:p>
+            <w:r>
+              <w:t>Effective date</w:t>
+            </w:r>
+          </w:p>
+        </w:tc>
+        <w:tc>
+          <w:tcPr>
+            <w:tcW w:type="dxa" w:w="4969"/>
+          </w:tcPr>
+          <w:p>
+            <w:r>
+              <w:t>16 September 2026</w:t>
+            </w:r>
+          </w:p>
+        </w:tc>
+      </w:tr>
+      <w:tr>
+        <w:tc>
+          <w:tcPr>
+            <w:tcW w:type="dxa" w:w="4969"/>
+          </w:tcPr>
+          <w:p>
+            <w:r>
+              <w:t>Approval authority</w:t>
+            </w:r>
+          </w:p>
+        </w:tc>
+        <w:tc>
+          <w:tcPr>
+            <w:tcW w:type="dxa" w:w="4969"/>
+          </w:tcPr>
+          <w:p>
+            <w:r>
+              <w:t>ASCO Board of Directors</w:t>
+            </w:r>
+          </w:p>
+        </w:tc>
+      </w:tr>
+      <w:tr>
+        <w:tc>
+          <w:tcPr>
+            <w:tcW w:type="dxa" w:w="4969"/>
+          </w:tcPr>
+          <w:p>
+            <w:r>
+              <w:t>Approved by</w:t>
+            </w:r>
+          </w:p>
+        </w:tc>
+        <w:tc>
+          <w:tcPr>
+            <w:tcW w:type="dxa" w:w="4969"/>
+          </w:tcPr>
+          <w:p>
+            <w:r>
+              <w:t>ASCO Board of Directors — adoption recorded in approval register</w:t>
+            </w:r>
+          </w:p>
+        </w:tc>
+      </w:tr>
+      <w:tr>
+        <w:tc>
+          <w:tcPr>
+            <w:tcW w:type="dxa" w:w="4969"/>
+          </w:tcPr>
+          <w:p>
+            <w:r>
+              <w:t>Review date</w:t>
+            </w:r>
+          </w:p>
+        </w:tc>
+        <w:tc>
+          <w:tcPr>
+            <w:tcW w:type="dxa" w:w="4969"/>
+          </w:tcPr>
+          <w:p>
+            <w:r>
+              <w:t>16 September 2027</w:t>
+            </w:r>
+          </w:p>
+        </w:tc>
+      </w:tr>
+      <w:tr>
+        <w:tc>
+          <w:tcPr>
+            <w:tcW w:type="dxa" w:w="4969"/>
+          </w:tcPr>
+          <w:p>
+            <w:r>
+              <w:t>Document status</w:t>
+            </w:r>
+          </w:p>
+        </w:tc>
+        <w:tc>
+          <w:tcPr>
+            <w:tcW w:type="dxa" w:w="4969"/>
+          </w:tcPr>
+          <w:p>
+            <w:r>
+              <w:t>Final — Board-adopted operational instrument</w:t>
+            </w:r>
+          </w:p>
+        </w:tc>
+      </w:tr>
+      <w:tr>
+        <w:tc>
+          <w:tcPr>
+            <w:tcW w:type="dxa" w:w="4969"/>
+          </w:tcPr>
+          <w:p>
+            <w:r>
+              <w:t>Owner / responsible function</w:t>
+            </w:r>
+          </w:p>
+        </w:tc>
+        <w:tc>
+          <w:tcPr>
+            <w:tcW w:type="dxa" w:w="4969"/>
+          </w:tcPr>
+          <w:p>
+            <w:r>
+              <w:t>ASCO Information Officer / Executive Director</w:t>
+            </w:r>
+          </w:p>
+        </w:tc>
+      </w:tr>
+    </w:tbl>
+    <w:p>
+      <w:pPr>
+        <w:spacing w:after="120" w:line="276" w:lineRule="auto"/>
+      </w:pPr>
+      <w:r>
+        <w:rPr>
+          <w:sz w:val="21"/>
+        </w:rPr>
+        <w:t>African Solidarity Civic Organisation NPC (ASCO NPC) is a South African Non-Profit Company, CIPC registration 2026/521895/08, SARS income tax reference 9322812265, with its public address at 49 Rif Road, Manor Gardens, Durban, KwaZulu-Natal, 4001. ASCO’s SARS PBO and Section 18A applications remain pending; neither approval is claimed by this document.</w:t>
+      </w:r>
+    </w:p>
+    <w:p>
+      <w:pPr>
+        <w:spacing w:after="120" w:line="276" w:lineRule="auto"/>
+      </w:pPr>
+      <w:r>
+        <w:rPr>
+          <w:sz w:val="21"/>
+        </w:rPr>
+        <w:t>ASCO follows the principle that the Board governs and Executive Management manages. The Founder/Founding Chairperson provides institutional oversight and does not sign, approve, initiate, co-authorise or control ASCO financial documents or transactions.</w:t>
+      </w:r>
+    </w:p>
+    <w:p>
+      <w:pPr>
+        <w:spacing w:before="200"/>
+      </w:pPr>
+      <w:r>
+        <w:rPr>
+          <w:b/>
+          <w:color w:val="145A32"/>
+          <w:sz w:val="28"/>
+        </w:rPr>
+        <w:t>1. Responsible Party and Contact</w:t>
+      </w:r>
+    </w:p>
+    <w:p>
+      <w:pPr>
+        <w:spacing w:after="120" w:line="276" w:lineRule="auto"/>
+      </w:pPr>
+      <w:r>
+        <w:rPr>
+          <w:sz w:val="21"/>
+        </w:rPr>
+        <w:t>The responsible party is African Solidarity Civic Organisation NPC. Privacy, access and correction requests may be submitted to info@africansolidaritycivic.org or 49 Rif Road, Manor Gardens, Durban, KwaZulu-Natal, 4001. ASCO maintains the formal Information Officer designation and registration details in its statutory records and will update this notice when those details change.</w:t>
+      </w:r>
+    </w:p>
+    <w:p>
+      <w:pPr>
+        <w:spacing w:before="200"/>
+      </w:pPr>
+      <w:r>
+        <w:rPr>
+          <w:b/>
+          <w:color w:val="145A32"/>
+          <w:sz w:val="28"/>
+        </w:rPr>
+        <w:t>2. Information Collected</w:t>
+      </w:r>
+    </w:p>
+    <w:p>
+      <w:pPr>
+        <w:pStyle w:val="ListBullet"/>
+        <w:spacing w:after="60"/>
+      </w:pPr>
+      <w:r>
+        <w:t>Identity and contact information; membership and volunteer information; donor and payment-related information; programme, safeguarding and complaint information; employment and supplier information; correspondence and website interaction information.</w:t>
+      </w:r>
+    </w:p>
+    <w:p>
+      <w:pPr>
+        <w:pStyle w:val="ListBullet"/>
+        <w:spacing w:after="60"/>
+      </w:pPr>
+      <w:r>
+        <w:t>ASCO collects only information reasonably necessary for a lawful, specific purpose and does not require a person to provide unrelated information.</w:t>
+      </w:r>
+    </w:p>
+    <w:p>
+      <w:pPr>
+        <w:spacing w:before="200"/>
+      </w:pPr>
+      <w:r>
+        <w:rPr>
+          <w:b/>
+          <w:color w:val="145A32"/>
+          <w:sz w:val="28"/>
+        </w:rPr>
+        <w:t>3. Purposes and Lawful Processing</w:t>
+      </w:r>
+    </w:p>
+    <w:p>
+      <w:pPr>
+        <w:spacing w:after="120" w:line="276" w:lineRule="auto"/>
+      </w:pPr>
+      <w:r>
+        <w:rPr>
+          <w:sz w:val="21"/>
+        </w:rPr>
+        <w:t>Purposes include governance, membership, volunteering, donation administration, due diligence, accounting, safeguarding, programme delivery, communications where permitted, regulatory compliance, complaints, PAIA requests, fraud prevention and donor reporting. ASCO processes information in accordance with POPIA’s conditions for lawful processing and other applicable law.</w:t>
+      </w:r>
+    </w:p>
+    <w:p>
+      <w:pPr>
+        <w:spacing w:before="200"/>
+      </w:pPr>
+      <w:r>
+        <w:rPr>
+          <w:b/>
+          <w:color w:val="145A32"/>
+          <w:sz w:val="28"/>
+        </w:rPr>
+        <w:t>4. Donor and Payment Data</w:t>
+      </w:r>
+    </w:p>
+    <w:p>
+      <w:pPr>
+        <w:spacing w:after="120" w:line="276" w:lineRule="auto"/>
+      </w:pPr>
+      <w:r>
+        <w:rPr>
+          <w:sz w:val="21"/>
+        </w:rPr>
+        <w:t>Donor information is used to identify and administer donations, verify payment, manage restrictions, issue ordinary acknowledgements, reconcile accounts, conduct proportionate due diligence and meet legal or donor reporting obligations. ASCO does not issue Section 18A receipts while approval is pending.</w:t>
+      </w:r>
+    </w:p>
+    <w:p>
+      <w:pPr>
+        <w:spacing w:before="200"/>
+      </w:pPr>
+      <w:r>
+        <w:rPr>
+          <w:b/>
+          <w:color w:val="145A32"/>
+          <w:sz w:val="28"/>
+        </w:rPr>
+        <w:t>5. Access, Sharing and Operators</w:t>
+      </w:r>
+    </w:p>
+    <w:p>
+      <w:pPr>
+        <w:spacing w:after="120" w:line="276" w:lineRule="auto"/>
+      </w:pPr>
+      <w:r>
+        <w:rPr>
+          <w:sz w:val="21"/>
+        </w:rPr>
+        <w:t>Access is limited by role and need-to-know. ASCO may share information with authorised service providers, auditors, professional advisers, regulators, law-enforcement bodies or programme partners where lawful, necessary and appropriately controlled. Contracts and safeguards are required for operators processing information on ASCO’s behalf.</w:t>
+      </w:r>
+    </w:p>
+    <w:p>
+      <w:pPr>
+        <w:spacing w:before="200"/>
+      </w:pPr>
+      <w:r>
+        <w:rPr>
+          <w:b/>
+          <w:color w:val="145A32"/>
+          <w:sz w:val="28"/>
+        </w:rPr>
+        <w:t>6. Retention and Disposal</w:t>
+      </w:r>
+    </w:p>
+    <w:p>
+      <w:pPr>
+        <w:spacing w:after="120" w:line="276" w:lineRule="auto"/>
+      </w:pPr>
+      <w:r>
+        <w:rPr>
+          <w:sz w:val="21"/>
+        </w:rPr>
+        <w:t>ASCO retains information only for as long as reasonably necessary for the purpose, legal obligations, audit, donor conditions, dispute resolution or an approved retention schedule. Records subject to an investigation, complaint, audit or legal hold are preserved. Disposal is secure and documented where appropriate.</w:t>
+      </w:r>
+    </w:p>
+    <w:p>
+      <w:pPr>
+        <w:spacing w:before="200"/>
+      </w:pPr>
+      <w:r>
+        <w:rPr>
+          <w:b/>
+          <w:color w:val="145A32"/>
+          <w:sz w:val="28"/>
+        </w:rPr>
+        <w:t>7. Data Subject Requests</w:t>
+      </w:r>
+    </w:p>
+    <w:p>
+      <w:pPr>
+        <w:pStyle w:val="ListNumber"/>
+        <w:spacing w:after="60"/>
+      </w:pPr>
+      <w:r>
+        <w:t>Submit access, correction, objection, deletion or consent-related requests to info@africansolidaritycivic.org.</w:t>
+      </w:r>
+    </w:p>
+    <w:p>
+      <w:pPr>
+        <w:pStyle w:val="ListNumber"/>
+        <w:spacing w:after="60"/>
+      </w:pPr>
+      <w:r>
+        <w:t>ASCO verifies identity proportionately and records the request.</w:t>
+      </w:r>
+    </w:p>
+    <w:p>
+      <w:pPr>
+        <w:pStyle w:val="ListNumber"/>
+        <w:spacing w:after="60"/>
+      </w:pPr>
+      <w:r>
+        <w:t>The responsible function assesses the request under POPIA, PAIA and applicable law and responds within the applicable period.</w:t>
+      </w:r>
+    </w:p>
+    <w:p>
+      <w:pPr>
+        <w:pStyle w:val="ListNumber"/>
+        <w:spacing w:after="60"/>
+      </w:pPr>
+      <w:r>
+        <w:t>Where a request is refused or restricted, ASCO explains the lawful basis and available complaint or remedy route.</w:t>
+      </w:r>
+    </w:p>
+    <w:p>
+      <w:pPr>
+        <w:spacing w:before="200"/>
+      </w:pPr>
+      <w:r>
+        <w:rPr>
+          <w:b/>
+          <w:color w:val="145A32"/>
+          <w:sz w:val="28"/>
+        </w:rPr>
+        <w:t>8. Security Compromises and Complaints</w:t>
+      </w:r>
+    </w:p>
+    <w:p>
+      <w:pPr>
+        <w:spacing w:after="120" w:line="276" w:lineRule="auto"/>
+      </w:pPr>
+      <w:r>
+        <w:rPr>
+          <w:sz w:val="21"/>
+        </w:rPr>
+        <w:t>Suspected loss, unauthorised access, disclosure or destruction must be reported immediately to ASCO through info@africansolidaritycivic.org. ASCO will contain, investigate, document and notify the Information Regulator and affected data subjects where required. Complaints may also be directed to the Information Regulator through its current official channels.</w:t>
+      </w:r>
+    </w:p>
+    <w:p>
+      <w:pPr>
+        <w:spacing w:before="200"/>
+      </w:pPr>
+      <w:r>
+        <w:rPr>
+          <w:b/>
+          <w:color w:val="145A32"/>
+          <w:sz w:val="28"/>
+        </w:rPr>
+        <w:t>9. Children, Marketing and International Transfers</w:t>
+      </w:r>
+    </w:p>
+    <w:p>
+      <w:pPr>
+        <w:spacing w:after="120" w:line="276" w:lineRule="auto"/>
+      </w:pPr>
+      <w:r>
+        <w:rPr>
+          <w:sz w:val="21"/>
+        </w:rPr>
+        <w:t>ASCO uses appropriate consent and safeguarding measures for children and vulnerable persons. Direct marketing is separate from donation or membership administration and is used only where lawful. International transfers are assessed and protected under applicable law and contractual safeguards.</w:t>
+      </w:r>
+    </w:p>
+    <w:p>
+      <w:pPr>
+        <w:spacing w:before="200"/>
+      </w:pPr>
+      <w:r>
+        <w:rPr>
+          <w:b/>
+          <w:color w:val="145A32"/>
+          <w:sz w:val="28"/>
+        </w:rPr>
+        <w:t>Approval and Board Signatures</w:t>
+      </w:r>
+    </w:p>
+    <w:p>
+      <w:pPr>
+        <w:spacing w:after="120" w:line="276" w:lineRule="auto"/>
+      </w:pPr>
+      <w:r>
+        <w:rPr>
+          <w:sz w:val="21"/>
+        </w:rPr>
+        <w:t>This document is an ASCO Board-adopted operational instrument. The signatures below record adoption and governance acknowledgement. They do not give the Founder/Founding Chairperson financial signing or transaction authority.</w:t>
+      </w:r>
+    </w:p>
+    <w:tbl>
+      <w:tblPr>
+        <w:tblW w:w="0" w:type="auto"/>
+        <w:jc w:val="center"/>
+        <w:tblLayout w:type="fixed"/>
+        <w:tblLook w:val="04A0" w:firstRow="1" w:lastRow="0" w:firstColumn="1" w:lastColumn="0" w:noHBand="0" w:noVBand="1"/>
+      </w:tblPr>
+      <w:tblGrid>
+        <w:gridCol w:w="4968"/>
+        <w:gridCol w:w="4968"/>
+      </w:tblGrid>
+      <w:tr>
+        <w:trPr>
+          <w:cantSplit/>
+          <w:jc w:val="center"/>
+        </w:trPr>
+        <w:tc>
+          <w:tcPr>
+            <w:tcW w:w="4968" w:type="dxa"/>
+            <w:tcBorders>
+              <w:top w:val="single" w:sz="5" w:space="0" w:color="D8DDD8"/>
+              <w:left w:val="single" w:sz="5" w:space="0" w:color="D8DDD8"/>
+              <w:bottom w:val="single" w:sz="5" w:space="0" w:color="D8DDD8"/>
+              <w:right w:val="single" w:sz="5" w:space="0" w:color="D8DDD8"/>
+            </w:tcBorders>
+            <w:shd w:val="clear" w:color="auto" w:fill="F7F8F5"/>
+          </w:tcPr>
+          <w:p>
+            <w:r>
+              <w:rPr>
+                <w:noProof/>
+              </w:rPr>
+              <w:drawing>
+                <wp:anchor distT="0" distB="0" distL="114300" distR="114300" simplePos="0" relativeHeight="251655680" behindDoc="0" locked="0" layoutInCell="1" allowOverlap="1" wp14:anchorId="6F62F57F" wp14:editId="7142108A">
+                  <wp:simplePos x="0" y="0"/>
+                  <wp:positionH relativeFrom="column">
+                    <wp:posOffset>257175</wp:posOffset>
+                  </wp:positionH>
+                  <wp:positionV relativeFrom="paragraph">
+                    <wp:posOffset>283845</wp:posOffset>
+                  </wp:positionV>
+                  <wp:extent cx="2152650" cy="485775"/>
+                  <wp:effectExtent l="0" t="0" r="0" b="0"/>
+                  <wp:wrapNone/>
+                  <wp:docPr id="1466813974" name="Picture 2"/>
+                  <wp:cNvGraphicFramePr>
+                    <a:graphicFrameLocks xmlns:a="http://schemas.openxmlformats.org/drawingml/2006/main" noChangeAspect="1"/>
+                  </wp:cNvGraphicFramePr>
+                  <a:graphic xmlns:a="http://schemas.openxmlformats.org/drawingml/2006/main">
+                    <a:graphicData uri="http://schemas.openxmlformats.org/drawingml/2006/picture">
+                      <pic:pic xmlns:pic="http://schemas.openxmlformats.org/drawingml/2006/picture">
+                        <pic:nvPicPr>
+                          <pic:cNvPr id="1466813974" name="Picture 1466813974"/>
+                          <pic:cNvPicPr/>
+                        </pic:nvPicPr>
+                        <pic:blipFill rotWithShape="1">
+                          <a:blip r:embed="rId8">
+                            <a:biLevel thresh="75000"/>
+                          </a:blip>
+                          <a:srcRect l="9786" t="42903" r="18875" b="40265"/>
+                          <a:stretch>
+                            <a:fillRect/>
+                          </a:stretch>
+                        </pic:blipFill>
+                        <pic:spPr bwMode="auto">
+                          <a:xfrm>
+                            <a:off x="0" y="0"/>
+                            <a:ext cx="2152650" cy="485775"/>
+                          </a:xfrm>
+                          <a:prstGeom prst="rect">
+                            <a:avLst/>
+                          </a:prstGeom>
+                          <a:ln>
+                            <a:noFill/>
+                          </a:ln>
+                          <a:extLst>
+                            <a:ext uri="{53640926-AAD7-44D8-BBD7-CCE9431645EC}">
+                              <a14:shadowObscured xmlns:a14="http://schemas.microsoft.com/office/drawing/2010/main"/>
+                            </a:ext>
+                          </a:extLst>
+                        </pic:spPr>
+                      </pic:pic>
+                    </a:graphicData>
+                  </a:graphic>
+                  <wp14:sizeRelH relativeFrom="margin">
+                    <wp14:pctWidth>0</wp14:pctWidth>
+                  </wp14:sizeRelH>
+                  <wp14:sizeRelV relativeFrom="margin">
+                    <wp14:pctHeight>0</wp14:pctHeight>
+                  </wp14:sizeRelV>
+                </wp:anchor>
+              </w:drawing>
+            </w:r>
+            <w:r>
+              <w:rPr>
+                <w:b/>
+                <w:color w:val="145A32"/>
+                <w:sz w:val="16"/>
+              </w:rPr>
+              <w:t>CHAIR</w:t>
+            </w:r>
+            <w:r>
+              <w:rPr>
+                <w:b/>
+                <w:color w:val="145A32"/>
+                <w:sz w:val="16"/>
+              </w:rPr>
+              <w:t xml:space="preserve"> </w:t>
+            </w:r>
+            <w:r>
+              <w:rPr>
+                <w:b/>
+                <w:color w:val="145A32"/>
+                <w:sz w:val="16"/>
+              </w:rPr>
+              <w:t>LADY</w:t>
+            </w:r>
+            <w:r>
+              <w:rPr>
+                <w:b/>
+                <w:sz w:val="18"/>
+              </w:rPr>
+              <w:br/>
+              <w:t>Ms. Busisiwe Makhosi Shandu</w:t>
+            </w:r>
+            <w:r>
+              <w:br/>
+              <w:t>Signature:</w:t>
+            </w:r>
+            <w:r>
+              <w:t xml:space="preserve"> </w:t>
+            </w:r>
+            <w:r>
+              <w:br/>
+              <w:t>____________________________</w:t>
+            </w:r>
+            <w:r>
+              <w:br/>
+              <w:t>Date:</w:t>
+            </w:r>
+            <w:r>
+              <w:t xml:space="preserve"> </w:t>
+            </w:r>
+            <w:r>
+              <w:rPr>
+                <w:b/>
+                <w:bCs/>
+              </w:rPr>
+              <w:t>6 September 2026</w:t>
+            </w:r>
+            <w:r>
+              <w:br/>
+              <w:t>____________________________</w:t>
+            </w:r>
+          </w:p>
+        </w:tc>
+        <w:tc>
+          <w:tcPr>
+            <w:tcW w:w="4968" w:type="dxa"/>
+            <w:tcBorders>
+              <w:top w:val="single" w:sz="5" w:space="0" w:color="D8DDD8"/>
+              <w:left w:val="single" w:sz="5" w:space="0" w:color="D8DDD8"/>
+              <w:bottom w:val="single" w:sz="5" w:space="0" w:color="D8DDD8"/>
+              <w:right w:val="single" w:sz="5" w:space="0" w:color="D8DDD8"/>
+            </w:tcBorders>
+            <w:shd w:val="clear" w:color="auto" w:fill="F7F8F5"/>
           </w:tcPr>
           <w:p>
             <w:pPr>
-              <w:spacing w:after="40"/>
+              <w:rPr>
+                <w:noProof/>
+              </w:rPr>
             </w:pPr>
-            <w:r/>
             <w:r>
               <w:rPr>
-                <w:rFonts w:ascii="Arial" w:hAnsi="Arial"/>
+                <w:noProof/>
+              </w:rPr>
+              <w:drawing>
+                <wp:anchor distT="0" distB="0" distL="114300" distR="114300" simplePos="0" relativeHeight="251665920" behindDoc="0" locked="0" layoutInCell="1" allowOverlap="1" wp14:anchorId="6209203C" wp14:editId="748DA760">
+                  <wp:simplePos x="0" y="0"/>
+                  <wp:positionH relativeFrom="column">
+                    <wp:posOffset>236220</wp:posOffset>
+                  </wp:positionH>
+                  <wp:positionV relativeFrom="paragraph">
+                    <wp:posOffset>198120</wp:posOffset>
+                  </wp:positionV>
+                  <wp:extent cx="2472690" cy="561975"/>
+                  <wp:effectExtent l="0" t="0" r="0" b="0"/>
+                  <wp:wrapNone/>
+                  <wp:docPr id="1629349264" name="Picture 5"/>
+                  <wp:cNvGraphicFramePr>
+                    <a:graphicFrameLocks xmlns:a="http://schemas.openxmlformats.org/drawingml/2006/main" noChangeAspect="1"/>
+                  </wp:cNvGraphicFramePr>
+                  <a:graphic xmlns:a="http://schemas.openxmlformats.org/drawingml/2006/main">
+                    <a:graphicData uri="http://schemas.openxmlformats.org/drawingml/2006/picture">
+                      <pic:pic xmlns:pic="http://schemas.openxmlformats.org/drawingml/2006/picture">
+                        <pic:nvPicPr>
+                          <pic:cNvPr id="1629349264" name="Picture 1629349264"/>
+                          <pic:cNvPicPr/>
+                        </pic:nvPicPr>
+                        <pic:blipFill rotWithShape="1">
+                          <a:blip r:embed="rId9">
+                            <a:biLevel thresh="75000"/>
+                          </a:blip>
+                          <a:srcRect t="41080" b="41419"/>
+                          <a:stretch>
+                            <a:fillRect/>
+                          </a:stretch>
+                        </pic:blipFill>
+                        <pic:spPr bwMode="auto">
+                          <a:xfrm>
+                            <a:off x="0" y="0"/>
+                            <a:ext cx="2472690" cy="561975"/>
+                          </a:xfrm>
+                          <a:prstGeom prst="rect">
+                            <a:avLst/>
+                          </a:prstGeom>
+                          <a:ln>
+                            <a:noFill/>
+                          </a:ln>
+                          <a:extLst>
+                            <a:ext uri="{53640926-AAD7-44D8-BBD7-CCE9431645EC}">
+                              <a14:shadowObscured xmlns:a14="http://schemas.microsoft.com/office/drawing/2010/main"/>
+                            </a:ext>
+                          </a:extLst>
+                        </pic:spPr>
+                      </pic:pic>
+                    </a:graphicData>
+                  </a:graphic>
+                  <wp14:sizeRelH relativeFrom="page">
+                    <wp14:pctWidth>0</wp14:pctWidth>
+                  </wp14:sizeRelH>
+                  <wp14:sizeRelV relativeFrom="page">
+                    <wp14:pctHeight>0</wp14:pctHeight>
+                  </wp14:sizeRelV>
+                </wp:anchor>
+              </w:drawing>
+            </w:r>
+            <w:r>
+              <w:rPr>
+                <w:b/>
+                <w:color w:val="145A32"/>
+                <w:sz w:val="16"/>
+              </w:rPr>
+              <w:t>DIRECTOR: HEAD OF ICT AND COMMUNICATIONS</w:t>
+            </w:r>
+            <w:r>
+              <w:rPr>
+                <w:b/>
+                <w:sz w:val="18"/>
+              </w:rPr>
+              <w:br/>
+              <w:t xml:space="preserve">Mr. Thapelo </w:t>
+            </w:r>
+            <w:r>
+              <w:rPr>
+                <w:b/>
+                <w:sz w:val="18"/>
+              </w:rPr>
+              <w:t xml:space="preserve">Nelson </w:t>
+            </w:r>
+            <w:r>
+              <w:rPr>
+                <w:b/>
+                <w:sz w:val="18"/>
+              </w:rPr>
+              <w:t>Maqalika</w:t>
+            </w:r>
+            <w:r>
+              <w:br/>
+              <w:t>Signature:</w:t>
+            </w:r>
+            <w:r>
+              <w:t xml:space="preserve"> </w:t>
+            </w:r>
+            <w:r>
+              <w:br/>
+              <w:t>____________________________</w:t>
+            </w:r>
+            <w:r>
+              <w:br/>
+              <w:t>Date:</w:t>
+            </w:r>
+            <w:r>
+              <w:t xml:space="preserve"> </w:t>
+            </w:r>
+            <w:r>
+              <w:rPr>
+                <w:b/>
+                <w:bCs/>
+              </w:rPr>
+              <w:t>6 September 2026</w:t>
+            </w:r>
+            <w:r>
+              <w:br/>
+              <w:t>____________________________</w:t>
+            </w:r>
+          </w:p>
+        </w:tc>
+      </w:tr>
+      <w:tr>
+        <w:trPr>
+          <w:cantSplit/>
+          <w:jc w:val="center"/>
+        </w:trPr>
+        <w:tc>
+          <w:tcPr>
+            <w:tcW w:w="4968" w:type="dxa"/>
+            <w:tcBorders>
+              <w:top w:val="single" w:sz="5" w:space="0" w:color="D8DDD8"/>
+              <w:left w:val="single" w:sz="5" w:space="0" w:color="D8DDD8"/>
+              <w:bottom w:val="single" w:sz="5" w:space="0" w:color="D8DDD8"/>
+              <w:right w:val="single" w:sz="5" w:space="0" w:color="D8DDD8"/>
+            </w:tcBorders>
+            <w:shd w:val="clear" w:color="auto" w:fill="F7F8F5"/>
+          </w:tcPr>
+          <w:p>
+            <w:pPr>
+              <w:rPr>
+                <w:noProof/>
+              </w:rPr>
+            </w:pPr>
+            <w:r>
+              <w:rPr>
+                <w:noProof/>
+              </w:rPr>
+              <w:drawing>
+                <wp:anchor distT="0" distB="0" distL="114300" distR="114300" simplePos="0" relativeHeight="251664896" behindDoc="0" locked="0" layoutInCell="1" allowOverlap="1" wp14:anchorId="7C45599E" wp14:editId="53012904">
+                  <wp:simplePos x="0" y="0"/>
+                  <wp:positionH relativeFrom="column">
+                    <wp:posOffset>434341</wp:posOffset>
+                  </wp:positionH>
+                  <wp:positionV relativeFrom="paragraph">
+                    <wp:posOffset>163195</wp:posOffset>
+                  </wp:positionV>
+                  <wp:extent cx="1777009" cy="684328"/>
+                  <wp:effectExtent l="0" t="0" r="0" b="0"/>
+                  <wp:wrapNone/>
+                  <wp:docPr id="264294559" name="Picture 4"/>
+                  <wp:cNvGraphicFramePr>
+                    <a:graphicFrameLocks xmlns:a="http://schemas.openxmlformats.org/drawingml/2006/main" noChangeAspect="1"/>
+                  </wp:cNvGraphicFramePr>
+                  <a:graphic xmlns:a="http://schemas.openxmlformats.org/drawingml/2006/main">
+                    <a:graphicData uri="http://schemas.openxmlformats.org/drawingml/2006/picture">
+                      <pic:pic xmlns:pic="http://schemas.openxmlformats.org/drawingml/2006/picture">
+                        <pic:nvPicPr>
+                          <pic:cNvPr id="264294559" name="Picture 264294559"/>
+                          <pic:cNvPicPr/>
+                        </pic:nvPicPr>
+                        <pic:blipFill rotWithShape="1">
+                          <a:blip r:embed="rId10">
+                            <a:biLevel thresh="75000"/>
+                          </a:blip>
+                          <a:srcRect t="36616" b="24874"/>
+                          <a:stretch>
+                            <a:fillRect/>
+                          </a:stretch>
+                        </pic:blipFill>
+                        <pic:spPr bwMode="auto">
+                          <a:xfrm rot="462680">
+                            <a:off x="0" y="0"/>
+                            <a:ext cx="1777009" cy="684328"/>
+                          </a:xfrm>
+                          <a:prstGeom prst="rect">
+                            <a:avLst/>
+                          </a:prstGeom>
+                          <a:ln>
+                            <a:noFill/>
+                          </a:ln>
+                          <a:extLst>
+                            <a:ext uri="{53640926-AAD7-44D8-BBD7-CCE9431645EC}">
+                              <a14:shadowObscured xmlns:a14="http://schemas.microsoft.com/office/drawing/2010/main"/>
+                            </a:ext>
+                          </a:extLst>
+                        </pic:spPr>
+                      </pic:pic>
+                    </a:graphicData>
+                  </a:graphic>
+                  <wp14:sizeRelH relativeFrom="page">
+                    <wp14:pctWidth>0</wp14:pctWidth>
+                  </wp14:sizeRelH>
+                  <wp14:sizeRelV relativeFrom="page">
+                    <wp14:pctHeight>0</wp14:pctHeight>
+                  </wp14:sizeRelV>
+                </wp:anchor>
+              </w:drawing>
+            </w:r>
+            <w:r>
+              <w:rPr>
                 <w:b/>
                 <w:color w:val="145A32"/>
                 <w:sz w:val="16"/>
               </w:rPr>
               <w:t>EXECUTIVE DIRECTOR</w:t>
             </w:r>
-          </w:p>
-          <w:p>
-            <w:pPr>
-              <w:spacing w:after="20"/>
-            </w:pPr>
             <w:r>
               <w:rPr>
-                <w:rFonts w:ascii="Arial" w:hAnsi="Arial"/>
                 <w:b/>
                 <w:sz w:val="18"/>
               </w:rPr>
-              <w:t>Mr Bhekisisa Shandu</w:t>
+              <w:br/>
+              <w:t>Mr. Bhekisisa Shandu</w:t>
             </w:r>
-          </w:p>
-          <w:p>
-            <w:pPr>
-              <w:jc w:val="center"/>
-            </w:pPr>
             <w:r>
-              <w:drawing>
-                <wp:inline xmlns:a="http://schemas.openxmlformats.org/drawingml/2006/main" xmlns:pic="http://schemas.openxmlformats.org/drawingml/2006/picture">
-                  <wp:extent cx="1325880" cy="1325880"/>
-                  <wp:docPr id="3" name="Picture 3"/>
-                  <wp:cNvGraphicFramePr>
-                    <a:graphicFrameLocks noChangeAspect="1"/>
-                  </wp:cNvGraphicFramePr>
-                  <a:graphic>
-                    <a:graphicData uri="http://schemas.openxmlformats.org/drawingml/2006/picture">
-                      <pic:pic>
-                        <pic:nvPicPr>
-                          <pic:cNvPr id="0" name="image.png"/>
-                          <pic:cNvPicPr/>
-                        </pic:nvPicPr>
-                        <pic:blipFill>
-                          <a:blip r:embed="rId10"/>
-                          <a:stretch>
-                            <a:fillRect/>
-                          </a:stretch>
-                        </pic:blipFill>
-                        <pic:spPr>
-                          <a:xfrm>
-                            <a:off x="0" y="0"/>
-                            <a:ext cx="1325880" cy="1325880"/>
-                          </a:xfrm>
-                          <a:prstGeom prst="rect"/>
-                        </pic:spPr>
-                      </pic:pic>
-                    </a:graphicData>
-                  </a:graphic>
-                </wp:inline>
-              </w:drawing>
+              <w:br/>
+              <w:t>Signature:</w:t>
             </w:r>
-          </w:p>
-          <w:p>
+            <w:r>
+              <w:t xml:space="preserve"> </w:t>
+            </w:r>
+            <w:r>
+              <w:br/>
+              <w:t>____________________________</w:t>
+            </w:r>
+            <w:r>
+              <w:br/>
+              <w:t>Date:</w:t>
+            </w:r>
+            <w:r>
+              <w:t xml:space="preserve"> </w:t>
+            </w:r>
             <w:r>
               <w:rPr>
-                <w:rFonts w:ascii="Arial" w:hAnsi="Arial"/>
-                <w:sz w:val="16"/>
+                <w:b/>
+                <w:bCs/>
               </w:rPr>
-              <w:t>Date: 6 September 2026</w:t>
+              <w:t>6 September 2026</w:t>
             </w:r>
-          </w:p>
-          <w:p>
             <w:r>
-              <w:rPr>
-                <w:rFonts w:ascii="Arial" w:hAnsi="Arial"/>
-                <w:i/>
-                <w:sz w:val="14"/>
-              </w:rPr>
-              <w:t>Signature copied from supplied signed document</w:t>
+              <w:br/>
+              <w:t>____________________________</w:t>
             </w:r>
           </w:p>
         </w:tc>
         <w:tc>
           <w:tcPr>
-            <w:tcW w:type="dxa" w:w="4513"/>
-            <w:shd w:fill="EAF2EC"/>
-            <w:vAlign w:val="center"/>
+            <w:tcW w:w="4968" w:type="dxa"/>
+            <w:tcBorders>
+              <w:top w:val="single" w:sz="5" w:space="0" w:color="D8DDD8"/>
+              <w:left w:val="single" w:sz="5" w:space="0" w:color="D8DDD8"/>
+              <w:bottom w:val="single" w:sz="5" w:space="0" w:color="D8DDD8"/>
+              <w:right w:val="single" w:sz="5" w:space="0" w:color="D8DDD8"/>
+            </w:tcBorders>
+            <w:shd w:val="clear" w:color="auto" w:fill="F7F8F5"/>
           </w:tcPr>
           <w:p>
-            <w:pPr>
-              <w:spacing w:after="40"/>
-            </w:pPr>
-            <w:r/>
             <w:r>
               <w:rPr>
-                <w:rFonts w:ascii="Arial" w:hAnsi="Arial"/>
-                <w:b/>
-                <w:color w:val="145A32"/>
+                <w:noProof/>
                 <w:sz w:val="16"/>
+                <w:szCs w:val="16"/>
               </w:rPr>
-              <w:t>DIRECTOR: PEOPLE AND CULTURE / FINANCE AND PROCUREMENT</w:t>
-            </w:r>
-          </w:p>
-          <w:p>
-            <w:pPr>
-              <w:spacing w:after="20"/>
-            </w:pPr>
-            <w:r>
-              <w:rPr>
-                <w:rFonts w:ascii="Arial" w:hAnsi="Arial"/>
-                <w:b/>
-                <w:sz w:val="18"/>
-              </w:rPr>
-              <w:t>Mr Khulekani Gumede</w:t>
-            </w:r>
-          </w:p>
-          <w:p>
-            <w:pPr>
-              <w:jc w:val="center"/>
-            </w:pPr>
-            <w:r>
               <w:drawing>
-                <wp:inline xmlns:a="http://schemas.openxmlformats.org/drawingml/2006/main" xmlns:pic="http://schemas.openxmlformats.org/drawingml/2006/picture">
-                  <wp:extent cx="1325880" cy="1394516"/>
-                  <wp:docPr id="4" name="Picture 4"/>
+                <wp:anchor distT="0" distB="0" distL="114300" distR="114300" simplePos="0" relativeHeight="251662848" behindDoc="0" locked="0" layoutInCell="1" allowOverlap="1" wp14:anchorId="48E97359" wp14:editId="45959AF6">
+                  <wp:simplePos x="0" y="0"/>
+                  <wp:positionH relativeFrom="column">
+                    <wp:posOffset>393065</wp:posOffset>
+                  </wp:positionH>
+                  <wp:positionV relativeFrom="paragraph">
+                    <wp:posOffset>286514</wp:posOffset>
+                  </wp:positionV>
+                  <wp:extent cx="1354277" cy="892568"/>
+                  <wp:effectExtent l="0" t="0" r="0" b="0"/>
+                  <wp:wrapNone/>
+                  <wp:docPr id="70748101" name="Picture 3"/>
                   <wp:cNvGraphicFramePr>
-                    <a:graphicFrameLocks noChangeAspect="1"/>
+                    <a:graphicFrameLocks xmlns:a="http://schemas.openxmlformats.org/drawingml/2006/main" noChangeAspect="1"/>
                   </wp:cNvGraphicFramePr>
-                  <a:graphic>
+                  <a:graphic xmlns:a="http://schemas.openxmlformats.org/drawingml/2006/main">
                     <a:graphicData uri="http://schemas.openxmlformats.org/drawingml/2006/picture">
-                      <pic:pic>
+                      <pic:pic xmlns:pic="http://schemas.openxmlformats.org/drawingml/2006/picture">
                         <pic:nvPicPr>
-                          <pic:cNvPr id="0" name="image.png"/>
+                          <pic:cNvPr id="70748101" name="Picture 70748101"/>
                           <pic:cNvPicPr/>
                         </pic:nvPicPr>
-                        <pic:blipFill>
-                          <a:blip r:embed="rId11"/>
+                        <pic:blipFill rotWithShape="1">
+                          <a:blip r:embed="rId11">
+                            <a:biLevel thresh="75000"/>
+                          </a:blip>
+                          <a:srcRect t="20028" b="17298"/>
                           <a:stretch>
                             <a:fillRect/>
                           </a:stretch>
                         </pic:blipFill>
-                        <pic:spPr>
-                          <a:xfrm>
+                        <pic:spPr bwMode="auto">
+                          <a:xfrm rot="164574">
                             <a:off x="0" y="0"/>
-                            <a:ext cx="1325880" cy="1394516"/>
+                            <a:ext cx="1354277" cy="892568"/>
                           </a:xfrm>
-                          <a:prstGeom prst="rect"/>
+                          <a:prstGeom prst="rect">
+                            <a:avLst/>
+                          </a:prstGeom>
+                          <a:ln>
+                            <a:noFill/>
+                          </a:ln>
+                          <a:extLst>
+                            <a:ext uri="{53640926-AAD7-44D8-BBD7-CCE9431645EC}">
+                              <a14:shadowObscured xmlns:a14="http://schemas.microsoft.com/office/drawing/2010/main"/>
+                            </a:ext>
+                          </a:extLst>
                         </pic:spPr>
                       </pic:pic>
                     </a:graphicData>
                   </a:graphic>
-                </wp:inline>
+                  <wp14:sizeRelH relativeFrom="margin">
+                    <wp14:pctWidth>0</wp14:pctWidth>
+                  </wp14:sizeRelH>
+                  <wp14:sizeRelV relativeFrom="margin">
+                    <wp14:pctHeight>0</wp14:pctHeight>
+                  </wp14:sizeRelV>
+                </wp:anchor>
               </w:drawing>
             </w:r>
-          </w:p>
-          <w:p>
             <w:r>
               <w:rPr>
-                <w:rFonts w:ascii="Arial" w:hAnsi="Arial"/>
+                <w:b/>
+                <w:color w:val="145A32"/>
                 <w:sz w:val="16"/>
+                <w:szCs w:val="16"/>
               </w:rPr>
-              <w:t>Date: 6 September 2026</w:t>
+              <w:t>DIRECTOR: PEOPLE AND CULTURE / CHAIRPERSON: FINANCE AND PROCUREMENT COMMITTEE</w:t>
             </w:r>
-          </w:p>
-          <w:p>
+            <w:r>
+              <w:br/>
+            </w:r>
             <w:r>
               <w:rPr>
-                <w:rFonts w:ascii="Arial" w:hAnsi="Arial"/>
-                <w:i/>
-                <w:sz w:val="14"/>
+                <w:b/>
+                <w:sz w:val="18"/>
               </w:rPr>
-              <w:t>Signature copied from supplied signed document</w:t>
+              <w:t>Mr. Khulekani Gumede</w:t>
+            </w:r>
+            <w:r>
+              <w:br/>
+              <w:t>Signature:</w:t>
+            </w:r>
+            <w:r>
+              <w:t xml:space="preserve"> </w:t>
+            </w:r>
+            <w:r>
+              <w:br/>
+              <w:t>____________________________</w:t>
+            </w:r>
+            <w:r>
+              <w:br/>
+            </w:r>
+            <w:r>
+              <w:t>Date:</w:t>
+            </w:r>
+            <w:r>
+              <w:t xml:space="preserve"> </w:t>
+            </w:r>
+            <w:r>
+              <w:rPr>
+                <w:b/>
+                <w:bCs/>
+              </w:rPr>
+              <w:t>6 September 2026</w:t>
+            </w:r>
+            <w:r>
+              <w:br/>
+              <w:t>____________________________</w:t>
             </w:r>
           </w:p>
         </w:tc>
@@ -769,9 +1123,9 @@
     <w:sectPr>
       <w:headerReference w:type="default" r:id="rId12"/>
       <w:footerReference w:type="default" r:id="rId13"/>
-      <w:pgSz w:w="11906" w:h="16838"/>
-      <w:pgMar w:top="1440" w:right="1440" w:bottom="1440" w:left="1440" w:header="708" w:footer="708" w:gutter="0"/>
-      <w:cols w:space="708"/>
+      <w:pgSz w:w="12240" w:h="15840"/>
+      <w:pgMar w:top="1656" w:right="1151" w:bottom="1009" w:left="1151" w:header="431" w:footer="431" w:gutter="0"/>
+      <w:cols w:space="720"/>
       <w:docGrid w:linePitch="360"/>
     </w:sectPr>
   </w:body>
@@ -818,48 +1172,33 @@
       <w:t xml:space="preserve">AFRICAN SOLIDARITY • UNITY. EMPOWERMENT. PROGRESS. • </w:t>
     </w:r>
     <w:r>
-      <w:rPr>
-        <w:color w:val="145A32"/>
-      </w:rPr>
       <w:fldChar w:fldCharType="begin"/>
     </w:r>
     <w:r>
-      <w:rPr>
-        <w:color w:val="145A32"/>
-      </w:rPr>
       <w:instrText>PAGE</w:instrText>
     </w:r>
     <w:r>
-      <w:rPr>
-        <w:color w:val="145A32"/>
-      </w:rPr>
       <w:fldChar w:fldCharType="separate"/>
     </w:r>
     <w:r>
-      <w:rPr>
-        <w:color w:val="145A32"/>
-      </w:rPr>
       <w:t>1</w:t>
     </w:r>
     <w:r>
-      <w:rPr>
-        <w:color w:val="145A32"/>
-      </w:rPr>
       <w:fldChar w:fldCharType="end"/>
     </w:r>
     <w:r>
       <w:rPr>
-        <w:color w:val="145A32"/>
+        <w:color w:val="5F6B63"/>
         <w:sz w:val="16"/>
       </w:rPr>
       <w:t xml:space="preserve">  |  OFFICIAL </w:t>
     </w:r>
     <w:r>
       <w:rPr>
-        <w:color w:val="145A32"/>
+        <w:color w:val="5F6B63"/>
         <w:sz w:val="16"/>
       </w:rPr>
-      <w:t>PRIVACY AND POPIA NOTICE</w:t>
+      <w:t>BOARD CHARTER</w:t>
     </w:r>
   </w:p>
 </w:ftr>
@@ -892,14 +1231,19 @@
 
 <file path=word/header1.xml><?xml version="1.0" encoding="utf-8"?>
 <w:hdr xmlns:wpc="http://schemas.microsoft.com/office/word/2010/wordprocessingCanvas" xmlns:cx="http://schemas.microsoft.com/office/drawing/2014/chartex" xmlns:cx1="http://schemas.microsoft.com/office/drawing/2015/9/8/chartex" xmlns:cx2="http://schemas.microsoft.com/office/drawing/2015/10/21/chartex" xmlns:cx3="http://schemas.microsoft.com/office/drawing/2016/5/9/chartex" xmlns:cx4="http://schemas.microsoft.com/office/drawing/2016/5/10/chartex" xmlns:cx5="http://schemas.microsoft.com/office/drawing/2016/5/11/chartex" xmlns:cx6="http://schemas.microsoft.com/office/drawing/2016/5/12/chartex" xmlns:cx7="http://schemas.microsoft.com/office/drawing/2016/5/13/chartex" xmlns:cx8="http://schemas.microsoft.com/office/drawing/2016/5/14/chartex" xmlns:mc="http://schemas.openxmlformats.org/markup-compatibility/2006" xmlns:aink="http://schemas.microsoft.com/office/drawing/2016/ink" xmlns:am3d="http://schemas.microsoft.com/office/drawing/2017/model3d" xmlns:o="urn:schemas-microsoft-com:office:office" xmlns:oel="http://schemas.microsoft.com/office/2019/extlst" xmlns:r="http://schemas.openxmlformats.org/officeDocument/2006/relationships" xmlns:m="http://schemas.openxmlformats.org/officeDocument/2006/math" xmlns:v="urn:schemas-microsoft-com:vml" xmlns:wp14="http://schemas.microsoft.com/office/word/2010/wordprocessingDrawing" xmlns:wp="http://schemas.openxmlformats.org/drawingml/2006/wordprocessingDrawing" xmlns:w10="urn:schemas-microsoft-com:office:word" xmlns:w="http://schemas.openxmlformats.org/wordprocessingml/2006/main" xmlns:w14="http://schemas.microsoft.com/office/word/2010/wordml" xmlns:w15="http://schemas.microsoft.com/office/word/2012/wordml" xmlns:w16cex="http://schemas.microsoft.com/office/word/2018/wordml/cex" xmlns:w16cid="http://schemas.microsoft.com/office/word/2016/wordml/cid" xmlns:w16="http://schemas.microsoft.com/office/word/2018/wordml" xmlns:w16du="http://schemas.microsoft.com/office/word/2023/wordml/word16du" xmlns:w16sdtdh="http://schemas.microsoft.com/office/word/2020/wordml/sdtdatahash" xmlns:w16sdtfl="http://schemas.microsoft.com/office/word/2024/wordml/sdtformatlock" xmlns:w16se="http://schemas.microsoft.com/office/word/2015/wordml/symex" xmlns:wpg="http://schemas.microsoft.com/office/word/2010/wordprocessingGroup" xmlns:wpi="http://schemas.microsoft.com/office/word/2010/wordprocessingInk" xmlns:wne="http://schemas.microsoft.com/office/word/2006/wordml" xmlns:wps="http://schemas.microsoft.com/office/word/2010/wordprocessingShape" mc:Ignorable="w14 w15 w16se w16cid w16 w16cex w16sdtdh w16sdtfl w16du wp14">
+  <w:p>
+    <w:pPr>
+      <w:pStyle w:val="Header"/>
+    </w:pPr>
+  </w:p>
   <w:tbl>
     <w:tblPr>
       <w:tblW w:w="0" w:type="auto"/>
       <w:tblLook w:val="04A0" w:firstRow="1" w:lastRow="0" w:firstColumn="1" w:lastColumn="0" w:noHBand="0" w:noVBand="1"/>
     </w:tblPr>
     <w:tblGrid>
-      <w:gridCol w:w="4845"/>
-      <w:gridCol w:w="4397"/>
+      <w:gridCol w:w="5040"/>
+      <w:gridCol w:w="5040"/>
     </w:tblGrid>
     <w:tr>
       <w:trPr>
@@ -916,9 +1260,6 @@
           </w:tcBorders>
         </w:tcPr>
         <w:p>
-          <w:pPr>
-            <w:spacing w:line="254" w:lineRule="auto"/>
-          </w:pPr>
           <w:r>
             <w:rPr>
               <w:noProof/>
@@ -926,7 +1267,7 @@
             <mc:AlternateContent>
               <mc:Choice Requires="wps">
                 <w:drawing>
-                  <wp:anchor distT="45720" distB="45720" distL="114300" distR="114300" simplePos="0" relativeHeight="251659264" behindDoc="0" locked="0" layoutInCell="1" allowOverlap="1" wp14:anchorId="63CB8430" wp14:editId="119B0892">
+                  <wp:anchor distT="45720" distB="45720" distL="114300" distR="114300" simplePos="0" relativeHeight="251662848" behindDoc="0" locked="0" layoutInCell="1" allowOverlap="1" wp14:anchorId="451D4ADE" wp14:editId="64828AEB">
                     <wp:simplePos x="0" y="0"/>
                     <wp:positionH relativeFrom="column">
                       <wp:posOffset>268605</wp:posOffset>
@@ -976,7 +1317,7 @@
                                     <w:noProof/>
                                   </w:rPr>
                                   <w:drawing>
-                                    <wp:inline distT="0" distB="0" distL="0" distR="0" wp14:anchorId="3FB3518D" wp14:editId="5D4C70FA">
+                                    <wp:inline distT="0" distB="0" distL="0" distR="0" wp14:anchorId="61EA5CEF" wp14:editId="0AD47FA3">
                                       <wp:extent cx="1238250" cy="1238250"/>
                                       <wp:effectExtent l="0" t="0" r="0" b="0"/>
                                       <wp:docPr id="472585581" name="Picture 3"/>
@@ -1031,11 +1372,11 @@
               </mc:Choice>
               <mc:Fallback>
                 <w:pict>
-                  <v:shapetype w14:anchorId="63CB8430" id="_x0000_t202" coordsize="21600,21600" o:spt="202" path="m,l,21600r21600,l21600,xe">
+                  <v:shapetype w14:anchorId="451D4ADE" id="_x0000_t202" coordsize="21600,21600" o:spt="202" path="m,l,21600r21600,l21600,xe">
                     <v:stroke joinstyle="miter"/>
                     <v:path gradientshapeok="t" o:connecttype="rect"/>
                   </v:shapetype>
-                  <v:shape id="Text Box 2" o:spid="_x0000_s1026" type="#_x0000_t202" style="position:absolute;margin-left:21.15pt;margin-top:14.35pt;width:197.95pt;height:109.5pt;z-index:251659264;visibility:visible;mso-wrap-style:square;mso-width-percent:0;mso-height-percent:0;mso-wrap-distance-left:9pt;mso-wrap-distance-top:3.6pt;mso-wrap-distance-right:9pt;mso-wrap-distance-bottom:3.6pt;mso-position-horizontal:absolute;mso-position-horizontal-relative:text;mso-position-vertical:absolute;mso-position-vertical-relative:text;mso-width-percent:0;mso-height-percent:0;mso-width-relative:margin;mso-height-relative:margin;v-text-anchor:top" o:gfxdata="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" stroked="f">
+                  <v:shape id="Text Box 2" o:spid="_x0000_s1026" type="#_x0000_t202" style="position:absolute;margin-left:21.15pt;margin-top:14.35pt;width:197.95pt;height:109.5pt;z-index:251662848;visibility:visible;mso-wrap-style:square;mso-width-percent:0;mso-height-percent:0;mso-wrap-distance-left:9pt;mso-wrap-distance-top:3.6pt;mso-wrap-distance-right:9pt;mso-wrap-distance-bottom:3.6pt;mso-position-horizontal:absolute;mso-position-horizontal-relative:text;mso-position-vertical:absolute;mso-position-vertical-relative:text;mso-width-percent:0;mso-height-percent:0;mso-width-relative:margin;mso-height-relative:margin;v-text-anchor:top" o:gfxdata="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" stroked="f">
                     <v:textbox>
                       <w:txbxContent>
                         <w:p>
@@ -1047,7 +1388,7 @@
                               <w:noProof/>
                             </w:rPr>
                             <w:drawing>
-                              <wp:inline distT="0" distB="0" distL="0" distR="0" wp14:anchorId="3FB3518D" wp14:editId="5D4C70FA">
+                              <wp:inline distT="0" distB="0" distL="0" distR="0" wp14:anchorId="61EA5CEF" wp14:editId="0AD47FA3">
                                 <wp:extent cx="1238250" cy="1238250"/>
                                 <wp:effectExtent l="0" t="0" r="0" b="0"/>
                                 <wp:docPr id="472585581" name="Picture 3"/>
@@ -1105,7 +1446,6 @@
         </w:tcPr>
         <w:p>
           <w:pPr>
-            <w:spacing w:line="254" w:lineRule="auto"/>
             <w:jc w:val="right"/>
             <w:rPr>
               <w:sz w:val="15"/>
@@ -1123,7 +1463,19 @@
               <w:sz w:val="16"/>
             </w:rPr>
             <w:br/>
-            <w:t>Registered NPC: 2026/521895/08 | Tax Reference: 9322812265</w:t>
+            <w:t>Registered NPC: 2026/521895/</w:t>
+          </w:r>
+          <w:r>
+            <w:rPr>
+              <w:sz w:val="16"/>
+            </w:rPr>
+            <w:t>08 | Tax</w:t>
+          </w:r>
+          <w:r>
+            <w:rPr>
+              <w:sz w:val="16"/>
+            </w:rPr>
+            <w:t xml:space="preserve"> Reference: 9322812265</w:t>
           </w:r>
           <w:r>
             <w:rPr>
@@ -1135,7 +1487,6 @@
         </w:p>
         <w:p>
           <w:pPr>
-            <w:spacing w:line="254" w:lineRule="auto"/>
             <w:jc w:val="right"/>
             <w:rPr>
               <w:sz w:val="15"/>
@@ -1150,7 +1501,6 @@
         </w:p>
         <w:p>
           <w:pPr>
-            <w:spacing w:line="254" w:lineRule="auto"/>
             <w:jc w:val="right"/>
           </w:pPr>
           <w:r>
@@ -1164,17 +1514,17 @@
               <w:sz w:val="15"/>
             </w:rPr>
             <w:br/>
+          </w:r>
+          <w:r>
+            <w:rPr>
+              <w:sz w:val="15"/>
+            </w:rPr>
             <w:t>info@africansolidaritycivic.org | www.africansolidaritycivic.org</w:t>
           </w:r>
         </w:p>
       </w:tc>
     </w:tr>
   </w:tbl>
-  <w:p>
-    <w:pPr>
-      <w:pStyle w:val="Header"/>
-    </w:pPr>
-  </w:p>
 </w:hdr>
 </file>
 
@@ -1772,7 +2122,7 @@
     <w:qFormat/>
     <w:rsid w:val="00FC693F"/>
     <w:pPr>
-      <w:spacing w:after="100" w:line="259" w:lineRule="auto"/>
+      <w:spacing w:after="100" w:line="254" w:lineRule="auto"/>
     </w:pPr>
     <w:rPr>
       <w:rFonts w:ascii="Aptos" w:hAnsi="Aptos"/>

--- a/Governance Documents/ASCO Privacy and POPIA Notice 2026.docx
+++ b/Governance Documents/ASCO Privacy and POPIA Notice 2026.docx
@@ -267,7 +267,7 @@
         <w:rPr>
           <w:sz w:val="21"/>
         </w:rPr>
-        <w:t>African Solidarity Civic Organisation NPC (ASCO NPC) is a South African Non-Profit Company, CIPC registration 2026/521895/08, SARS income tax reference 9322812265, with its public address at 49 Rif Road, Manor Gardens, Durban, KwaZulu-Natal, 4001. ASCO’s SARS PBO and Section 18A applications remain pending; neither approval is claimed by this document.</w:t>
+        <w:t>African Solidarity Civic Organisation NPC (ASCO NPC) is a South African Non-Profit Company, CIPC registration 2026/521895/08, SARS income tax reference 9322812265, with its public address at 49 Rif Road, Manor Gardens, Durban, KwaZulu-Natal, 4001. ASCO is an approved Public Benefit Organisation (SARS PBO Reference No. 930092287). ASCO’s Section 18A application remains pending; no Section 18A tax-deductible receipt may be issued until approval is granted.</w:t>
       </w:r>
     </w:p>
     <w:p>

--- a/Governance Documents/ASCO Privacy and POPIA Notice 2026.docx
+++ b/Governance Documents/ASCO Privacy and POPIA Notice 2026.docx
@@ -143,7 +143,7 @@
           </w:tcPr>
           <w:p>
             <w:r>
-              <w:t>16 September 2026</w:t>
+              <w:t>12 October 2026</w:t>
             </w:r>
           </w:p>
         </w:tc>
@@ -268,6 +268,11 @@
           <w:sz w:val="21"/>
         </w:rPr>
         <w:t>African Solidarity Civic Organisation NPC (ASCO NPC) is a South African Non-Profit Company, CIPC registration 2026/521895/08, SARS income tax reference 9322812265, with its public address at 49 Rif Road, Manor Gardens, Durban, KwaZulu-Natal, 4001. ASCO is an approved Public Benefit Organisation (SARS PBO Reference No. 930092287). ASCO’s Section 18A application remains pending; no Section 18A tax-deductible receipt may be issued until approval is granted.</w:t>
+      </w:r>
+    </w:p>
+    <w:p>
+      <w:r>
+        <w:t>Updated: 2 October 2026 — PBO status and related current information harmonised.</w:t>
       </w:r>
     </w:p>
     <w:p>
@@ -701,7 +706,7 @@
                 <w:b/>
                 <w:bCs/>
               </w:rPr>
-              <w:t>6 September 2026</w:t>
+              <w:t>2 October 2026</w:t>
             </w:r>
             <w:r>
               <w:br/>
@@ -844,7 +849,7 @@
                 <w:b/>
                 <w:bCs/>
               </w:rPr>
-              <w:t>6 September 2026</w:t>
+              <w:t>2 October 2026</w:t>
             </w:r>
             <w:r>
               <w:br/>
@@ -979,7 +984,7 @@
                 <w:b/>
                 <w:bCs/>
               </w:rPr>
-              <w:t>6 September 2026</w:t>
+              <w:t>2 October 2026</w:t>
             </w:r>
             <w:r>
               <w:br/>
@@ -1110,7 +1115,7 @@
                 <w:b/>
                 <w:bCs/>
               </w:rPr>
-              <w:t>6 September 2026</w:t>
+              <w:t>2 October 2026</w:t>
             </w:r>
             <w:r>
               <w:br/>
